--- a/细胞治疗与免疫治疗/课程报告.docx
+++ b/细胞治疗与免疫治疗/课程报告.docx
@@ -4,14 +4,14 @@
   <w:body>
     <w:p>
       <w:pPr>
-        <w:spacing w:before="0" w:after="60" w:line="240" w:lineRule="auto"/>
+        <w:spacing w:before="0" w:after="60" w:line="264" w:lineRule="auto"/>
         <w:jc w:val="center"/>
       </w:pPr>
       <w:r>
         <w:rPr>
           <w:rFonts w:ascii="SimHei" w:hAnsi="SimHei" w:eastAsia="SimHei"/>
           <w:b/>
-          <w:color w:val="132D40"/>
+          <w:color w:val="12293A"/>
           <w:sz w:val="40"/>
         </w:rPr>
         <w:t>疾病的细胞治疗与免疫治疗：课程报告</w:t>
@@ -19,13 +19,14 @@
     </w:p>
     <w:p>
       <w:pPr>
-        <w:spacing w:before="0" w:after="280" w:line="240" w:lineRule="auto"/>
+        <w:spacing w:before="0" w:after="280" w:line="264" w:lineRule="auto"/>
         <w:jc w:val="center"/>
       </w:pPr>
       <w:r>
         <w:rPr>
           <w:rFonts w:ascii="SimSun" w:hAnsi="SimSun" w:eastAsia="SimSun"/>
-          <w:color w:val="606F7B"/>
+          <w:b w:val="0"/>
+          <w:color w:val="596976"/>
           <w:sz w:val="22"/>
         </w:rPr>
         <w:t>从“杀死肿瘤”到“训练免疫”：医学治疗逻辑的转变</w:t>
@@ -41,15 +42,67 @@
     </w:p>
     <w:p>
       <w:pPr>
-        <w:spacing w:before="0" w:after="120" w:line="264" w:lineRule="auto"/>
+        <w:spacing w:before="0" w:after="120" w:line="269" w:lineRule="auto"/>
       </w:pPr>
       <w:r>
         <w:rPr>
           <w:rFonts w:ascii="SimSun" w:hAnsi="SimSun" w:eastAsia="SimSun"/>
-          <w:color w:val="161C20"/>
+          <w:b w:val="0"/>
+          <w:color w:val="141A1F"/>
           <w:sz w:val="22"/>
         </w:rPr>
-        <w:t>本报告围绕“疾病的细胞治疗与免疫治疗”展开，说明其医学意义、发展线索、临床案例、风险限制和伦理问题。报告认为，这一方向的核心价值不只是增加治疗手段，而是改变治疗逻辑：从外部直接杀伤病灶，转向调动、重塑和工程化人体免疫系统。但这一方向仍然需要严格证据、长期随访、监管边界和公平可及。</w:t>
+        <w:t>本报告围绕细胞治疗与免疫治疗展开，补充机制图片、临床实例和风险证据。报告认为，这类治疗的核心意义是把医学从外部杀伤推进到重塑人体免疫系统；它已经在部分血液肿瘤、TMB-H 实体瘤和特定黑色素瘤中显示价值，但仍需严格证据、毒性管理、长期随访和公平可及。</w:t>
+      </w:r>
+    </w:p>
+    <w:p>
+      <w:r>
+        <w:drawing>
+          <wp:inline xmlns:a="http://schemas.openxmlformats.org/drawingml/2006/main" xmlns:pic="http://schemas.openxmlformats.org/drawingml/2006/picture">
+            <wp:extent cx="5394960" cy="3018609"/>
+            <wp:docPr id="1" name="Picture 1"/>
+            <wp:cNvGraphicFramePr>
+              <a:graphicFrameLocks noChangeAspect="1"/>
+            </wp:cNvGraphicFramePr>
+            <a:graphic>
+              <a:graphicData uri="http://schemas.openxmlformats.org/drawingml/2006/picture">
+                <pic:pic>
+                  <pic:nvPicPr>
+                    <pic:cNvPr id="0" name="图1_全球癌症负担.png"/>
+                    <pic:cNvPicPr/>
+                  </pic:nvPicPr>
+                  <pic:blipFill>
+                    <a:blip r:embed="rId9"/>
+                    <a:stretch>
+                      <a:fillRect/>
+                    </a:stretch>
+                  </pic:blipFill>
+                  <pic:spPr>
+                    <a:xfrm>
+                      <a:off x="0" y="0"/>
+                      <a:ext cx="5394960" cy="3018609"/>
+                    </a:xfrm>
+                    <a:prstGeom prst="rect"/>
+                  </pic:spPr>
+                </pic:pic>
+              </a:graphicData>
+            </a:graphic>
+          </wp:inline>
+        </w:drawing>
+      </w:r>
+    </w:p>
+    <w:p>
+      <w:pPr>
+        <w:spacing w:before="0" w:after="160" w:line="264" w:lineRule="auto"/>
+        <w:jc w:val="center"/>
+      </w:pPr>
+      <w:r>
+        <w:rPr>
+          <w:rFonts w:ascii="SimSun" w:hAnsi="SimSun" w:eastAsia="SimSun"/>
+          <w:b w:val="0"/>
+          <w:color w:val="596976"/>
+          <w:sz w:val="18"/>
+        </w:rPr>
+        <w:t>图 1 全球癌症负担。数据来源：American Cancer Society Global Cancer Statistics 2024。</w:t>
       </w:r>
     </w:p>
     <w:p>
@@ -57,17 +110,18 @@
         <w:pStyle w:val="Heading1"/>
       </w:pPr>
       <w:r>
-        <w:t>一、选题说明与核心观点</w:t>
+        <w:t>一、选题说明与报告主张</w:t>
       </w:r>
     </w:p>
     <w:p>
       <w:pPr>
-        <w:spacing w:before="0" w:after="120" w:line="264" w:lineRule="auto"/>
+        <w:spacing w:before="0" w:after="120" w:line="269" w:lineRule="auto"/>
       </w:pPr>
       <w:r>
         <w:rPr>
           <w:rFonts w:ascii="SimSun" w:hAnsi="SimSun" w:eastAsia="SimSun"/>
-          <w:color w:val="161C20"/>
+          <w:b w:val="0"/>
+          <w:color w:val="141A1F"/>
           <w:sz w:val="22"/>
         </w:rPr>
         <w:t>本组选题为“疾病的细胞治疗与免疫治疗”。根据课堂记录，图二中已经出现人口老龄化、食品安全、情绪与心理健康、人体实验和地中海贫血相关主题，因此本报告选择图一中未重复的“疾病的细胞治疗与免疫治疗”。</w:t>
@@ -75,15 +129,16 @@
     </w:p>
     <w:p>
       <w:pPr>
-        <w:spacing w:before="0" w:after="120" w:line="264" w:lineRule="auto"/>
+        <w:spacing w:before="0" w:after="120" w:line="269" w:lineRule="auto"/>
       </w:pPr>
       <w:r>
         <w:rPr>
           <w:rFonts w:ascii="SimSun" w:hAnsi="SimSun" w:eastAsia="SimSun"/>
-          <w:color w:val="161C20"/>
+          <w:b w:val="0"/>
+          <w:color w:val="141A1F"/>
           <w:sz w:val="22"/>
         </w:rPr>
-        <w:t>本报告的核心观点是：细胞治疗与免疫治疗的意义不只是出现了新的药物或新的治疗项目，而是把医学治疗逻辑从“外部直接杀伤病灶”推进到“调动、重塑或工程化人体防御系统”。它已经在部分血液肿瘤和特定实体瘤中显示出临床价值，但不能被神化；疗效、安全性、监管、可及性必须同时评价。</w:t>
+        <w:t>本报告的主张是：细胞治疗与免疫治疗的价值不只是新增几种药物，而是改变医学治疗逻辑。传统治疗更多从外部直接处理病灶，而免疫治疗和细胞治疗试图调动、重塑或工程化人体自身防御系统。它已经在部分血液肿瘤、TMB-H 实体瘤和特定黑色素瘤中形成可观察的临床价值，但仍需要严格证据、毒性管理、长期随访和公平可及。</w:t>
       </w:r>
     </w:p>
     <w:p>
@@ -96,28 +151,30 @@
     </w:p>
     <w:p>
       <w:pPr>
-        <w:spacing w:before="0" w:after="120" w:line="264" w:lineRule="auto"/>
+        <w:spacing w:before="0" w:after="120" w:line="269" w:lineRule="auto"/>
       </w:pPr>
       <w:r>
         <w:rPr>
           <w:rFonts w:ascii="SimSun" w:hAnsi="SimSun" w:eastAsia="SimSun"/>
-          <w:color w:val="161C20"/>
+          <w:b w:val="0"/>
+          <w:color w:val="141A1F"/>
           <w:sz w:val="22"/>
         </w:rPr>
-        <w:t>癌症负担是理解这一主题的重要背景。American Cancer Society 发布的 Global Cancer Statistics 2024 显示，2022 年全球约有 2000 万新发癌症病例、约 970 万死亡；到 2050 年，全球新发癌症病例预计约 3500 万。IARC GLOBOCAN 2022 世界事实表给出的数字为新发病例 19,976,499 例，死亡 9,743,832 例。</w:t>
+        <w:t>American Cancer Society 发布的 Global Cancer Statistics 2024 显示，2022 年全球约有 2000 万新发癌症病例、约 970 万死亡；到 2050 年，全球新发癌症病例预计约 3500 万。这一数字说明，癌症不是少数患者的偶发问题，而是会长期影响医疗体系、财政支付和家庭生活的公共卫生问题。</w:t>
       </w:r>
     </w:p>
     <w:p>
       <w:pPr>
-        <w:spacing w:before="0" w:after="120" w:line="264" w:lineRule="auto"/>
+        <w:spacing w:before="0" w:after="120" w:line="269" w:lineRule="auto"/>
       </w:pPr>
       <w:r>
         <w:rPr>
           <w:rFonts w:ascii="SimSun" w:hAnsi="SimSun" w:eastAsia="SimSun"/>
-          <w:color w:val="161C20"/>
+          <w:b w:val="0"/>
+          <w:color w:val="141A1F"/>
           <w:sz w:val="22"/>
         </w:rPr>
-        <w:t>这些数字说明，癌症和其他难治疾病不是个别患者的偶发问题，而是长期影响医疗体系和公共卫生资源分配的重大问题。传统治疗仍然是基础，但复发、耐药、转移、晚期疾病和个体差异，使医学需要探索能够长期识别疾病、与患者生物系统互动的新治疗方式。</w:t>
+        <w:t>传统治疗仍然是基础，例如手术、放疗、化疗在许多癌种中仍是标准治疗。但当疾病复发、耐药、转移或处于晚期阶段时，直接杀伤式治疗可能遇到边界。免疫治疗和细胞治疗的重要性，正是在于它们把治疗对象从“病灶本身”扩展到“病灶与免疫系统之间的关系”。</w:t>
       </w:r>
     </w:p>
     <w:p>
@@ -125,33 +182,100 @@
         <w:pStyle w:val="Heading1"/>
       </w:pPr>
       <w:r>
-        <w:t>三、概念区分：免疫治疗与细胞治疗</w:t>
+        <w:t>三、免疫检查点：解除免疫系统的“刹车”</w:t>
       </w:r>
     </w:p>
     <w:p>
       <w:pPr>
-        <w:spacing w:before="0" w:after="120" w:line="264" w:lineRule="auto"/>
+        <w:spacing w:before="0" w:after="120" w:line="269" w:lineRule="auto"/>
       </w:pPr>
       <w:r>
         <w:rPr>
           <w:rFonts w:ascii="SimSun" w:hAnsi="SimSun" w:eastAsia="SimSun"/>
-          <w:color w:val="161C20"/>
+          <w:b w:val="0"/>
+          <w:color w:val="141A1F"/>
           <w:sz w:val="22"/>
         </w:rPr>
-        <w:t>免疫治疗是指利用或调节免疫系统来治疗疾病。以癌症为例，NCI 将免疫治疗概括为帮助免疫系统对抗癌症的治疗方式，其类型包括免疫检查点抑制剂、T 细胞转移治疗、单克隆抗体、治疗性疫苗和免疫系统调节剂。</w:t>
+        <w:t>NCI 对免疫治疗的解释是：免疫治疗帮助免疫系统对抗癌症。癌细胞可以通过降低自身可见性、表达关闭免疫细胞的表面蛋白、改变肿瘤周围正常细胞等方式逃避免疫系统。免疫检查点抑制剂的核心逻辑，就是阻断癌细胞利用的免疫负调节机制。</w:t>
       </w:r>
     </w:p>
     <w:p>
       <w:pPr>
-        <w:spacing w:before="0" w:after="120" w:line="264" w:lineRule="auto"/>
+        <w:spacing w:before="0" w:after="120" w:line="269" w:lineRule="auto"/>
       </w:pPr>
       <w:r>
         <w:rPr>
           <w:rFonts w:ascii="SimSun" w:hAnsi="SimSun" w:eastAsia="SimSun"/>
-          <w:color w:val="161C20"/>
+          <w:b w:val="0"/>
+          <w:color w:val="141A1F"/>
           <w:sz w:val="22"/>
         </w:rPr>
-        <w:t>细胞治疗强调把活细胞作为治疗材料。以 CAR-T 为例，治疗流程通常包括采集患者 T 细胞、体外基因工程改造、扩增、再回输患者体内。NCI 介绍 CAR-T 时指出，这类治疗常需要 3 到 5 周制造周期。它与普通化学药物不同，治疗材料本身是被工程化的活细胞，因此也被称为“活的药物”。</w:t>
+        <w:t>2018 年诺贝尔生理学或医学奖授予 James P. Allison 与 Tasuku Honjo，以表彰他们发现通过抑制免疫负调节治疗癌症。这个奖项的意义不只是表彰两位科学家，而是说明检查点抑制剂建立了一种新的治疗原则：不是直接杀伤癌细胞，而是释放免疫系统原本被压制的攻击能力。</w:t>
+      </w:r>
+    </w:p>
+    <w:p>
+      <w:pPr>
+        <w:spacing w:before="0" w:after="120" w:line="269" w:lineRule="auto"/>
+      </w:pPr>
+      <w:r>
+        <w:rPr>
+          <w:rFonts w:ascii="SimSun" w:hAnsi="SimSun" w:eastAsia="SimSun"/>
+          <w:b w:val="0"/>
+          <w:color w:val="141A1F"/>
+          <w:sz w:val="22"/>
+        </w:rPr>
+        <w:t>Pembrolizumab 是一个可用于说明“按生物标志物用药”的实例。FDA 在 2020 年加速批准 pembrolizumab 用于 TMB-H 实体瘤。KEYNOTE-158 中 102 名 TMB-H 患者客观缓解率为 29%，其中完全缓解 4%、部分缓解 25%；57% 的反应持续至少 12 个月，50% 持续至少 24 个月。这个例子说明，现代免疫治疗正在把疾病分类从器官位置推进到分子特征。</w:t>
+      </w:r>
+    </w:p>
+    <w:p>
+      <w:r>
+        <w:drawing>
+          <wp:inline xmlns:a="http://schemas.openxmlformats.org/drawingml/2006/main" xmlns:pic="http://schemas.openxmlformats.org/drawingml/2006/picture">
+            <wp:extent cx="5394960" cy="3057144"/>
+            <wp:docPr id="2" name="Picture 2"/>
+            <wp:cNvGraphicFramePr>
+              <a:graphicFrameLocks noChangeAspect="1"/>
+            </wp:cNvGraphicFramePr>
+            <a:graphic>
+              <a:graphicData uri="http://schemas.openxmlformats.org/drawingml/2006/picture">
+                <pic:pic>
+                  <pic:nvPicPr>
+                    <pic:cNvPr id="0" name="图2_免疫检查点示意图.png"/>
+                    <pic:cNvPicPr/>
+                  </pic:nvPicPr>
+                  <pic:blipFill>
+                    <a:blip r:embed="rId10"/>
+                    <a:stretch>
+                      <a:fillRect/>
+                    </a:stretch>
+                  </pic:blipFill>
+                  <pic:spPr>
+                    <a:xfrm>
+                      <a:off x="0" y="0"/>
+                      <a:ext cx="5394960" cy="3057144"/>
+                    </a:xfrm>
+                    <a:prstGeom prst="rect"/>
+                  </pic:spPr>
+                </pic:pic>
+              </a:graphicData>
+            </a:graphic>
+          </wp:inline>
+        </w:drawing>
+      </w:r>
+    </w:p>
+    <w:p>
+      <w:pPr>
+        <w:spacing w:before="0" w:after="160" w:line="264" w:lineRule="auto"/>
+        <w:jc w:val="center"/>
+      </w:pPr>
+      <w:r>
+        <w:rPr>
+          <w:rFonts w:ascii="SimSun" w:hAnsi="SimSun" w:eastAsia="SimSun"/>
+          <w:b w:val="0"/>
+          <w:color w:val="596976"/>
+          <w:sz w:val="18"/>
+        </w:rPr>
+        <w:t>图 2 免疫检查点机制示意图。</w:t>
       </w:r>
     </w:p>
     <w:p>
@@ -159,33 +283,151 @@
         <w:pStyle w:val="Heading1"/>
       </w:pPr>
       <w:r>
-        <w:t>四、发展线索：从免疫学发现到临床治疗</w:t>
+        <w:t>四、CAR-T：工程化 T 细胞作为“活的药物”</w:t>
       </w:r>
     </w:p>
     <w:p>
       <w:pPr>
-        <w:spacing w:before="0" w:after="120" w:line="264" w:lineRule="auto"/>
+        <w:spacing w:before="0" w:after="120" w:line="269" w:lineRule="auto"/>
       </w:pPr>
       <w:r>
         <w:rPr>
           <w:rFonts w:ascii="SimSun" w:hAnsi="SimSun" w:eastAsia="SimSun"/>
-          <w:color w:val="161C20"/>
+          <w:b w:val="0"/>
+          <w:color w:val="141A1F"/>
           <w:sz w:val="22"/>
         </w:rPr>
-        <w:t>免疫治疗的历史线索可以追溯到激活免疫系统对抗肿瘤的早期尝试，但真正形成现代突破，依赖免疫负调节机制、抗体工程、细胞培养、基因工程和临床试验体系的共同成熟。2018 年诺贝尔生理学或医学奖授予 James P. Allison 与 Tasuku Honjo，以表彰其发现通过抑制免疫负调节治疗癌症。</w:t>
+        <w:t>CAR-T 指嵌合抗原受体 T 细胞治疗。其基本流程是采集患者 T 细胞，在体外加入能够识别肿瘤抗原的 CAR，扩增后再回输患者体内。它与普通药物不同，因为治疗材料本身是活细胞，可以在体内继续识别、扩增并攻击表达相应靶点的细胞。</w:t>
       </w:r>
     </w:p>
     <w:p>
       <w:pPr>
-        <w:spacing w:before="0" w:after="120" w:line="264" w:lineRule="auto"/>
+        <w:spacing w:before="0" w:after="120" w:line="269" w:lineRule="auto"/>
       </w:pPr>
       <w:r>
         <w:rPr>
           <w:rFonts w:ascii="SimSun" w:hAnsi="SimSun" w:eastAsia="SimSun"/>
-          <w:color w:val="161C20"/>
+          <w:b w:val="0"/>
+          <w:color w:val="141A1F"/>
           <w:sz w:val="22"/>
         </w:rPr>
-        <w:t>CAR-T 的临床化则体现了细胞工程的价值。2017 年，首个 CAR-T 疗法获批用于特定白血病患者。此后，多个 CAR-T 产品进入监管批准清单，治疗对象主要集中在特定血液系统肿瘤。2024 年，FDA 又加速批准 Amtagvi 用于特定不可切除或转移性黑色素瘤患者，说明细胞治疗正在从血液肿瘤继续向实体瘤方向推进。</w:t>
+        <w:t>Kymriah 是首个 FDA 批准的 CAR-T 疗法。NCI 资料显示，它用于 25 岁及以下、复发或难治 B 细胞急性淋巴细胞白血病患者；批准依据是一项包括 63 名儿童和青年患者的多中心临床试验，3 个月总体缓解率为 83%。Kymriah 的意义在于，它把几十年的免疫学和细胞工程研究推进到可监管、可实施的临床治疗。</w:t>
+      </w:r>
+    </w:p>
+    <w:p>
+      <w:pPr>
+        <w:spacing w:before="0" w:after="120" w:line="269" w:lineRule="auto"/>
+      </w:pPr>
+      <w:r>
+        <w:rPr>
+          <w:rFonts w:ascii="SimSun" w:hAnsi="SimSun" w:eastAsia="SimSun"/>
+          <w:b w:val="0"/>
+          <w:color w:val="141A1F"/>
+          <w:sz w:val="22"/>
+        </w:rPr>
+        <w:t>Aucatzyl 则可以说明细胞治疗必须同时讨论疗效与风险。FDA 2024 年批准 Aucatzyl 用于成人复发或难治 B 细胞前体急性淋巴细胞白血病。65 名可评估患者中，27 名在 3 个月内达到完全缓解，比例为 42%；但同一资料显示 CRS 发生率为 75%，神经毒性为 64%，ICANS 为 24%。这说明细胞治疗不是“越强越好”，而是需要治疗中心具备识别和处理严重不良反应的能力。</w:t>
+      </w:r>
+    </w:p>
+    <w:p>
+      <w:r>
+        <w:drawing>
+          <wp:inline xmlns:a="http://schemas.openxmlformats.org/drawingml/2006/main" xmlns:pic="http://schemas.openxmlformats.org/drawingml/2006/picture">
+            <wp:extent cx="5394960" cy="3153977"/>
+            <wp:docPr id="3" name="Picture 3"/>
+            <wp:cNvGraphicFramePr>
+              <a:graphicFrameLocks noChangeAspect="1"/>
+            </wp:cNvGraphicFramePr>
+            <a:graphic>
+              <a:graphicData uri="http://schemas.openxmlformats.org/drawingml/2006/picture">
+                <pic:pic>
+                  <pic:nvPicPr>
+                    <pic:cNvPr id="0" name="图3_CAR-T流程图.png"/>
+                    <pic:cNvPicPr/>
+                  </pic:nvPicPr>
+                  <pic:blipFill>
+                    <a:blip r:embed="rId11"/>
+                    <a:stretch>
+                      <a:fillRect/>
+                    </a:stretch>
+                  </pic:blipFill>
+                  <pic:spPr>
+                    <a:xfrm>
+                      <a:off x="0" y="0"/>
+                      <a:ext cx="5394960" cy="3153977"/>
+                    </a:xfrm>
+                    <a:prstGeom prst="rect"/>
+                  </pic:spPr>
+                </pic:pic>
+              </a:graphicData>
+            </a:graphic>
+          </wp:inline>
+        </w:drawing>
+      </w:r>
+    </w:p>
+    <w:p>
+      <w:pPr>
+        <w:spacing w:before="0" w:after="160" w:line="264" w:lineRule="auto"/>
+        <w:jc w:val="center"/>
+      </w:pPr>
+      <w:r>
+        <w:rPr>
+          <w:rFonts w:ascii="SimSun" w:hAnsi="SimSun" w:eastAsia="SimSun"/>
+          <w:b w:val="0"/>
+          <w:color w:val="596976"/>
+          <w:sz w:val="18"/>
+        </w:rPr>
+        <w:t>图 3 CAR-T 治疗流程中文示意图。</w:t>
+      </w:r>
+    </w:p>
+    <w:p>
+      <w:r>
+        <w:drawing>
+          <wp:inline xmlns:a="http://schemas.openxmlformats.org/drawingml/2006/main" xmlns:pic="http://schemas.openxmlformats.org/drawingml/2006/picture">
+            <wp:extent cx="5394960" cy="2989377"/>
+            <wp:docPr id="4" name="Picture 4"/>
+            <wp:cNvGraphicFramePr>
+              <a:graphicFrameLocks noChangeAspect="1"/>
+            </wp:cNvGraphicFramePr>
+            <a:graphic>
+              <a:graphicData uri="http://schemas.openxmlformats.org/drawingml/2006/picture">
+                <pic:pic>
+                  <pic:nvPicPr>
+                    <pic:cNvPr id="0" name="图4_临床案例证据.png"/>
+                    <pic:cNvPicPr/>
+                  </pic:nvPicPr>
+                  <pic:blipFill>
+                    <a:blip r:embed="rId12"/>
+                    <a:stretch>
+                      <a:fillRect/>
+                    </a:stretch>
+                  </pic:blipFill>
+                  <pic:spPr>
+                    <a:xfrm>
+                      <a:off x="0" y="0"/>
+                      <a:ext cx="5394960" cy="2989377"/>
+                    </a:xfrm>
+                    <a:prstGeom prst="rect"/>
+                  </pic:spPr>
+                </pic:pic>
+              </a:graphicData>
+            </a:graphic>
+          </wp:inline>
+        </w:drawing>
+      </w:r>
+    </w:p>
+    <w:p>
+      <w:pPr>
+        <w:spacing w:before="0" w:after="160" w:line="264" w:lineRule="auto"/>
+        <w:jc w:val="center"/>
+      </w:pPr>
+      <w:r>
+        <w:rPr>
+          <w:rFonts w:ascii="SimSun" w:hAnsi="SimSun" w:eastAsia="SimSun"/>
+          <w:b w:val="0"/>
+          <w:color w:val="596976"/>
+          <w:sz w:val="18"/>
+        </w:rPr>
+        <w:t>图 4 临床实例证据图。不同终点不能直接比较疗法优劣。</w:t>
       </w:r>
     </w:p>
     <w:p>
@@ -193,46 +435,86 @@
         <w:pStyle w:val="Heading1"/>
       </w:pPr>
       <w:r>
-        <w:t>五、临床案例与数据</w:t>
+        <w:t>五、TIL：从实体瘤中扩增已经进入肿瘤的 T 细胞</w:t>
       </w:r>
     </w:p>
     <w:p>
       <w:pPr>
-        <w:spacing w:before="0" w:after="120" w:line="264" w:lineRule="auto"/>
+        <w:spacing w:before="0" w:after="120" w:line="269" w:lineRule="auto"/>
       </w:pPr>
       <w:r>
         <w:rPr>
           <w:rFonts w:ascii="SimSun" w:hAnsi="SimSun" w:eastAsia="SimSun"/>
-          <w:color w:val="161C20"/>
+          <w:b w:val="0"/>
+          <w:color w:val="141A1F"/>
           <w:sz w:val="22"/>
         </w:rPr>
-        <w:t>Aucatzyl 是一个 CAR-T 临床案例。FDA 资料显示，该疗法用于复发或难治 B 细胞前体急性淋巴细胞白血病，65 名患者中 27 名在 3 个月内达到完全缓解，比例为 42%。这一数据说明，在特定高风险患者群体中，工程化免疫细胞可以带来真实治疗反应。</w:t>
+        <w:t>TIL 是肿瘤浸润淋巴细胞。与 CAR-T 不同，TIL 通常来自患者肿瘤组织，而不是主要来自外周血。TIL 的逻辑是：既然部分 T 细胞已经进入肿瘤组织，就说明它们可能已经具备识别肿瘤的能力；临床流程再把这些细胞分离、体外扩增，并配合预处理和 IL-2 支持后回输患者。</w:t>
       </w:r>
     </w:p>
     <w:p>
       <w:pPr>
-        <w:spacing w:before="0" w:after="120" w:line="264" w:lineRule="auto"/>
+        <w:spacing w:before="0" w:after="120" w:line="269" w:lineRule="auto"/>
       </w:pPr>
       <w:r>
         <w:rPr>
           <w:rFonts w:ascii="SimSun" w:hAnsi="SimSun" w:eastAsia="SimSun"/>
-          <w:color w:val="161C20"/>
+          <w:b w:val="0"/>
+          <w:color w:val="141A1F"/>
           <w:sz w:val="22"/>
         </w:rPr>
-        <w:t>Amtagvi 是 TIL 细胞治疗案例。FDA 资料显示，在推荐剂量人群中，客观缓解率为 31.5%，其中完全缓解 4.1%，部分缓解 27.4%。这一案例的重要意义在于，它针对的是特定晚期黑色素瘤患者，代表细胞治疗向实体瘤应用推进。</w:t>
+        <w:t>Amtagvi 是 TIL 细胞治疗的重要实例。FDA 在 2024 年加速批准 lifileucel/Amtagvi 用于特定不可切除或转移性黑色素瘤患者。FDA 资料显示，73 名推荐剂量患者客观缓解率为 31.5%，中位初始反应时间为 1.5 个月。其意义在于，细胞治疗不再只停留在血液肿瘤，而是开始进入实体瘤治疗。需要注意的是，这是加速批准，仍需要确认性试验验证临床获益。</w:t>
+      </w:r>
+    </w:p>
+    <w:p>
+      <w:r>
+        <w:drawing>
+          <wp:inline xmlns:a="http://schemas.openxmlformats.org/drawingml/2006/main" xmlns:pic="http://schemas.openxmlformats.org/drawingml/2006/picture">
+            <wp:extent cx="4114800" cy="4114800"/>
+            <wp:docPr id="5" name="Picture 5"/>
+            <wp:cNvGraphicFramePr>
+              <a:graphicFrameLocks noChangeAspect="1"/>
+            </wp:cNvGraphicFramePr>
+            <a:graphic>
+              <a:graphicData uri="http://schemas.openxmlformats.org/drawingml/2006/picture">
+                <pic:pic>
+                  <pic:nvPicPr>
+                    <pic:cNvPr id="0" name="NCI_TIL_therapy_infographic.jpg"/>
+                    <pic:cNvPicPr/>
+                  </pic:nvPicPr>
+                  <pic:blipFill>
+                    <a:blip r:embed="rId13"/>
+                    <a:stretch>
+                      <a:fillRect/>
+                    </a:stretch>
+                  </pic:blipFill>
+                  <pic:spPr>
+                    <a:xfrm>
+                      <a:off x="0" y="0"/>
+                      <a:ext cx="4114800" cy="4114800"/>
+                    </a:xfrm>
+                    <a:prstGeom prst="rect"/>
+                  </pic:spPr>
+                </pic:pic>
+              </a:graphicData>
+            </a:graphic>
+          </wp:inline>
+        </w:drawing>
       </w:r>
     </w:p>
     <w:p>
       <w:pPr>
-        <w:spacing w:before="0" w:after="120" w:line="264" w:lineRule="auto"/>
+        <w:spacing w:before="0" w:after="160" w:line="264" w:lineRule="auto"/>
+        <w:jc w:val="center"/>
       </w:pPr>
       <w:r>
         <w:rPr>
           <w:rFonts w:ascii="SimSun" w:hAnsi="SimSun" w:eastAsia="SimSun"/>
-          <w:color w:val="161C20"/>
-          <w:sz w:val="22"/>
+          <w:b w:val="0"/>
+          <w:color w:val="596976"/>
+          <w:sz w:val="18"/>
         </w:rPr>
-        <w:t>NCI 的 CAR-T 资料还提到，部分淋巴瘤 CAR-T 研究中出现了长期无癌证据生存。报告引用这些数据，不是为了制造“治愈神话”，而是说明细胞治疗和免疫治疗已经在严格限定的适应证中形成可观察的临床价值。</w:t>
+        <w:t>图 5 TIL 治疗流程。图片来源：National Cancer Institute。</w:t>
       </w:r>
     </w:p>
     <w:p>
@@ -240,33 +522,86 @@
         <w:pStyle w:val="Heading1"/>
       </w:pPr>
       <w:r>
-        <w:t>六、风险、限制与监管要求</w:t>
+        <w:t>六、临床路径：从用药变成医疗工程</w:t>
       </w:r>
     </w:p>
     <w:p>
       <w:pPr>
-        <w:spacing w:before="0" w:after="120" w:line="264" w:lineRule="auto"/>
+        <w:spacing w:before="0" w:after="120" w:line="269" w:lineRule="auto"/>
       </w:pPr>
       <w:r>
         <w:rPr>
           <w:rFonts w:ascii="SimSun" w:hAnsi="SimSun" w:eastAsia="SimSun"/>
-          <w:color w:val="161C20"/>
+          <w:b w:val="0"/>
+          <w:color w:val="141A1F"/>
           <w:sz w:val="22"/>
         </w:rPr>
-        <w:t>细胞治疗与免疫治疗的风险必须和疗效同时讨论。CAR-T 治疗中，细胞因子释放综合征和神经毒性是需要重点监测和处理的不良反应。FDA 在 2024 年要求部分 BCMA 或 CD19 靶向 CAR-T 产品加入 T 细胞恶性肿瘤风险的黑框警告，并提示终身监测继发性恶性肿瘤。</w:t>
+        <w:t>细胞治疗改变的不只是药物类型，也改变了医疗流程。普通药物治疗通常可以理解为“医生处方、药房配药、患者用药”；而 CAR-T 和 TIL 更像医疗工程。流程包括适应证判断、细胞采集、运输、制造、质量控制、预处理、回输、不良反应处理和长期随访。</w:t>
       </w:r>
     </w:p>
     <w:p>
       <w:pPr>
-        <w:spacing w:before="0" w:after="120" w:line="264" w:lineRule="auto"/>
+        <w:spacing w:before="0" w:after="120" w:line="269" w:lineRule="auto"/>
       </w:pPr>
       <w:r>
         <w:rPr>
           <w:rFonts w:ascii="SimSun" w:hAnsi="SimSun" w:eastAsia="SimSun"/>
-          <w:color w:val="161C20"/>
+          <w:b w:val="0"/>
+          <w:color w:val="141A1F"/>
           <w:sz w:val="22"/>
         </w:rPr>
-        <w:t>在适应证方面，血液肿瘤进展更快，实体瘤应用更困难。NCI 总结的障碍包括：实体瘤靶抗原选择困难，肿瘤微环境会抑制免疫细胞功能，肿瘤内部异质性较高。这些因素决定了细胞治疗不能被简单外推到所有癌症，更不能被包装为无条件有效。</w:t>
+        <w:t>这要求医疗机构具备更强的协作能力：临床科室要判断患者是否适合治疗，实验室或制造机构要保证细胞产品质量，急诊和重症团队要能处理 CRS、ICANS 等急性风险，随访体系要记录长期疗效和继发风险。</w:t>
+      </w:r>
+    </w:p>
+    <w:p>
+      <w:r>
+        <w:drawing>
+          <wp:inline xmlns:a="http://schemas.openxmlformats.org/drawingml/2006/main" xmlns:pic="http://schemas.openxmlformats.org/drawingml/2006/picture">
+            <wp:extent cx="5394960" cy="2987978"/>
+            <wp:docPr id="6" name="Picture 6"/>
+            <wp:cNvGraphicFramePr>
+              <a:graphicFrameLocks noChangeAspect="1"/>
+            </wp:cNvGraphicFramePr>
+            <a:graphic>
+              <a:graphicData uri="http://schemas.openxmlformats.org/drawingml/2006/picture">
+                <pic:pic>
+                  <pic:nvPicPr>
+                    <pic:cNvPr id="0" name="图6_患者路径图.png"/>
+                    <pic:cNvPicPr/>
+                  </pic:nvPicPr>
+                  <pic:blipFill>
+                    <a:blip r:embed="rId14"/>
+                    <a:stretch>
+                      <a:fillRect/>
+                    </a:stretch>
+                  </pic:blipFill>
+                  <pic:spPr>
+                    <a:xfrm>
+                      <a:off x="0" y="0"/>
+                      <a:ext cx="5394960" cy="2987978"/>
+                    </a:xfrm>
+                    <a:prstGeom prst="rect"/>
+                  </pic:spPr>
+                </pic:pic>
+              </a:graphicData>
+            </a:graphic>
+          </wp:inline>
+        </w:drawing>
+      </w:r>
+    </w:p>
+    <w:p>
+      <w:pPr>
+        <w:spacing w:before="0" w:after="160" w:line="264" w:lineRule="auto"/>
+        <w:jc w:val="center"/>
+      </w:pPr>
+      <w:r>
+        <w:rPr>
+          <w:rFonts w:ascii="SimSun" w:hAnsi="SimSun" w:eastAsia="SimSun"/>
+          <w:b w:val="0"/>
+          <w:color w:val="596976"/>
+          <w:sz w:val="18"/>
+        </w:rPr>
+        <w:t>图 6 细胞治疗患者路径。</w:t>
       </w:r>
     </w:p>
     <w:p>
@@ -274,33 +609,86 @@
         <w:pStyle w:val="Heading1"/>
       </w:pPr>
       <w:r>
-        <w:t>七、伦理、公平与我们的态度</w:t>
+        <w:t>七、风险、限制与监管要求</w:t>
       </w:r>
     </w:p>
     <w:p>
       <w:pPr>
-        <w:spacing w:before="0" w:after="120" w:line="264" w:lineRule="auto"/>
+        <w:spacing w:before="0" w:after="120" w:line="269" w:lineRule="auto"/>
       </w:pPr>
       <w:r>
         <w:rPr>
           <w:rFonts w:ascii="SimSun" w:hAnsi="SimSun" w:eastAsia="SimSun"/>
-          <w:color w:val="161C20"/>
+          <w:b w:val="0"/>
+          <w:color w:val="141A1F"/>
           <w:sz w:val="22"/>
         </w:rPr>
-        <w:t>本组态度是支持细胞治疗与免疫治疗在严格证据和规范监管下发展，同时反对将其神化。新技术的价值不仅取决于实验室突破，还取决于患者能否在合适时间、合适医疗机构、以可承受方式接受规范治疗。</w:t>
+        <w:t>细胞治疗与免疫治疗不能被包装成万能疗法。首先，实体瘤仍是难点。NCI 对 CAR-T 实体瘤开发的总结指出，困难包括很难找到只存在于肿瘤细胞而不损伤健康细胞的靶抗原，肿瘤微环境会抑制免疫细胞功能，肿瘤异质性也会让单一靶点治疗失效。</w:t>
       </w:r>
     </w:p>
     <w:p>
       <w:pPr>
-        <w:spacing w:before="0" w:after="120" w:line="264" w:lineRule="auto"/>
+        <w:spacing w:before="0" w:after="120" w:line="269" w:lineRule="auto"/>
       </w:pPr>
       <w:r>
         <w:rPr>
           <w:rFonts w:ascii="SimSun" w:hAnsi="SimSun" w:eastAsia="SimSun"/>
-          <w:color w:val="161C20"/>
+          <w:b w:val="0"/>
+          <w:color w:val="141A1F"/>
           <w:sz w:val="22"/>
         </w:rPr>
-        <w:t>因此，评价这类技术时至少要坚持三点：第一，尊重适应证边界，不把探索性治疗包装成保证有效；第二，公开疗效、不良反应和随访数据，不只讲成功案例；第三，推动规范治疗中心、医保支付和区域转诊能力建设，避免技术进步扩大医疗差距。</w:t>
+        <w:t>其次，毒性管理必须制度化。CAR-T 治疗中，CRS 和 ICANS 是重点风险。FDA 还在 2024 年要求 BCMA 或 CD19 靶向自体 CAR-T 产品加入 T 细胞恶性肿瘤风险黑框警告，并要求接受相关治疗的患者终身监测继发性恶性肿瘤。由此可见，疗效越强，监管、随访和风险沟通越不能弱化。</w:t>
+      </w:r>
+    </w:p>
+    <w:p>
+      <w:r>
+        <w:drawing>
+          <wp:inline xmlns:a="http://schemas.openxmlformats.org/drawingml/2006/main" xmlns:pic="http://schemas.openxmlformats.org/drawingml/2006/picture">
+            <wp:extent cx="5394960" cy="2792101"/>
+            <wp:docPr id="7" name="Picture 7"/>
+            <wp:cNvGraphicFramePr>
+              <a:graphicFrameLocks noChangeAspect="1"/>
+            </wp:cNvGraphicFramePr>
+            <a:graphic>
+              <a:graphicData uri="http://schemas.openxmlformats.org/drawingml/2006/picture">
+                <pic:pic>
+                  <pic:nvPicPr>
+                    <pic:cNvPr id="0" name="图5_风险数据图.png"/>
+                    <pic:cNvPicPr/>
+                  </pic:nvPicPr>
+                  <pic:blipFill>
+                    <a:blip r:embed="rId15"/>
+                    <a:stretch>
+                      <a:fillRect/>
+                    </a:stretch>
+                  </pic:blipFill>
+                  <pic:spPr>
+                    <a:xfrm>
+                      <a:off x="0" y="0"/>
+                      <a:ext cx="5394960" cy="2792101"/>
+                    </a:xfrm>
+                    <a:prstGeom prst="rect"/>
+                  </pic:spPr>
+                </pic:pic>
+              </a:graphicData>
+            </a:graphic>
+          </wp:inline>
+        </w:drawing>
+      </w:r>
+    </w:p>
+    <w:p>
+      <w:pPr>
+        <w:spacing w:before="0" w:after="160" w:line="264" w:lineRule="auto"/>
+        <w:jc w:val="center"/>
+      </w:pPr>
+      <w:r>
+        <w:rPr>
+          <w:rFonts w:ascii="SimSun" w:hAnsi="SimSun" w:eastAsia="SimSun"/>
+          <w:b w:val="0"/>
+          <w:color w:val="596976"/>
+          <w:sz w:val="18"/>
+        </w:rPr>
+        <w:t>图 7 Aucatzyl 批准说明中的部分安全性数据。</w:t>
       </w:r>
     </w:p>
     <w:p>
@@ -308,35 +696,529 @@
         <w:pStyle w:val="Heading1"/>
       </w:pPr>
       <w:r>
-        <w:t>八、结论</w:t>
+        <w:t>八、伦理与公平：技术突破之后还有制度问题</w:t>
       </w:r>
     </w:p>
     <w:p>
       <w:pPr>
-        <w:spacing w:before="0" w:after="120" w:line="264" w:lineRule="auto"/>
+        <w:spacing w:before="0" w:after="120" w:line="269" w:lineRule="auto"/>
       </w:pPr>
       <w:r>
         <w:rPr>
           <w:rFonts w:ascii="SimSun" w:hAnsi="SimSun" w:eastAsia="SimSun"/>
-          <w:color w:val="161C20"/>
+          <w:b w:val="0"/>
+          <w:color w:val="141A1F"/>
           <w:sz w:val="22"/>
         </w:rPr>
-        <w:t>细胞治疗与免疫治疗的核心价值，是让医学从“外部打击疾病”走向“重塑人体防御系统”。它改变了部分难治疾病的治疗选择，也推动临床医学、基础免疫学、基因工程、药品监管和医疗资源配置之间形成更紧密的关系。</w:t>
+        <w:t>新技术容易被讲成“突破”和“奇迹”，但对患者而言，真正重要的是能否在合适时间、合适医疗机构、以可承受方式接受规范治疗。NCI 2024 年文章报道，Iovance 公司宣布 Amtagvi 单次治疗价格为 515,000 美元。这个数字不代表所有细胞治疗的价格，但足以说明可及性问题是真实存在的。</w:t>
       </w:r>
     </w:p>
     <w:p>
       <w:pPr>
-        <w:spacing w:before="0" w:after="120" w:line="264" w:lineRule="auto"/>
+        <w:spacing w:before="0" w:after="120" w:line="269" w:lineRule="auto"/>
       </w:pPr>
       <w:r>
         <w:rPr>
           <w:rFonts w:ascii="SimSun" w:hAnsi="SimSun" w:eastAsia="SimSun"/>
-          <w:color w:val="161C20"/>
+          <w:b w:val="0"/>
+          <w:color w:val="141A1F"/>
           <w:sz w:val="22"/>
         </w:rPr>
-        <w:t>但这类治疗仍然受限于安全性、适应证、制造周期、费用压力和医疗资源。它不是万能疗法，也不是普通保健概念。更负责任的态度是：在证据充分处积极应用，在证据不足处保持审慎，在制度层面推动安全、规范和公平可及。</w:t>
+        <w:t>治疗中心数量、患者身体条件、制造周期、保险支付和跨区域转诊能力，都会影响患者能否真正受益。因此，评价细胞治疗和免疫治疗不能只看临床试验中的缓解率，还要看长期安全数据、真实世界可及性、支付机制和区域医疗能力。</w:t>
       </w:r>
     </w:p>
+    <w:p>
+      <w:pPr>
+        <w:pStyle w:val="Heading1"/>
+      </w:pPr>
+      <w:r>
+        <w:t>九、结论</w:t>
+      </w:r>
+    </w:p>
+    <w:p>
+      <w:pPr>
+        <w:spacing w:before="0" w:after="120" w:line="269" w:lineRule="auto"/>
+      </w:pPr>
+      <w:r>
+        <w:rPr>
+          <w:rFonts w:ascii="SimSun" w:hAnsi="SimSun" w:eastAsia="SimSun"/>
+          <w:b w:val="0"/>
+          <w:color w:val="141A1F"/>
+          <w:sz w:val="22"/>
+        </w:rPr>
+        <w:t>细胞治疗与免疫治疗代表现代医学的重要方向：治疗从单纯外部打击疾病，推进到重塑人体防御系统。它已经在部分血液肿瘤、TMB-H 实体瘤和特定晚期黑色素瘤中提供了新治疗选择，也推动临床医学、免疫学、基因工程、药品监管和医疗资源配置更紧密地结合。</w:t>
+      </w:r>
+    </w:p>
+    <w:p>
+      <w:pPr>
+        <w:spacing w:before="0" w:after="120" w:line="269" w:lineRule="auto"/>
+      </w:pPr>
+      <w:r>
+        <w:rPr>
+          <w:rFonts w:ascii="SimSun" w:hAnsi="SimSun" w:eastAsia="SimSun"/>
+          <w:b w:val="0"/>
+          <w:color w:val="141A1F"/>
+          <w:sz w:val="22"/>
+        </w:rPr>
+        <w:t>本组态度是支持但不神化。支持，是因为这些治疗已经有明确临床证据，并且为部分难治患者提供了新机会；不神化，是因为它仍面临毒性、适应证、实体瘤难题、制造流程和费用可及性限制。负责任的评价标准应包括：证据是否充分、风险是否透明、随访是否长期、患者是否能够公平获得。</w:t>
+      </w:r>
+    </w:p>
+    <w:p>
+      <w:pPr>
+        <w:pStyle w:val="Heading2"/>
+      </w:pPr>
+      <w:r>
+        <w:t>实例证据汇总</w:t>
+      </w:r>
+    </w:p>
+    <w:tbl>
+      <w:tblPr>
+        <w:tblStyle w:val="TableGrid"/>
+        <w:tblW w:type="auto" w:w="0"/>
+        <w:jc w:val="center"/>
+        <w:tblLook w:firstColumn="1" w:firstRow="1" w:lastColumn="0" w:lastRow="0" w:noHBand="0" w:noVBand="1" w:val="04A0"/>
+      </w:tblPr>
+      <w:tblGrid>
+        <w:gridCol w:w="2340"/>
+        <w:gridCol w:w="2340"/>
+        <w:gridCol w:w="2340"/>
+        <w:gridCol w:w="2340"/>
+      </w:tblGrid>
+      <w:tr>
+        <w:tc>
+          <w:tcPr>
+            <w:tcW w:type="dxa" w:w="2340"/>
+            <w:shd w:fill="F2F4F7"/>
+            <w:vAlign w:val="center"/>
+          </w:tcPr>
+          <w:p>
+            <w:pPr>
+              <w:spacing w:before="0" w:after="0" w:line="252" w:lineRule="auto"/>
+            </w:pPr>
+            <w:r/>
+            <w:r>
+              <w:rPr>
+                <w:rFonts w:ascii="SimSun" w:hAnsi="SimSun" w:eastAsia="SimSun"/>
+                <w:b/>
+                <w:color w:val="141A1F"/>
+                <w:sz w:val="19"/>
+              </w:rPr>
+              <w:t>疗法/药品</w:t>
+            </w:r>
+          </w:p>
+        </w:tc>
+        <w:tc>
+          <w:tcPr>
+            <w:tcW w:type="dxa" w:w="2340"/>
+            <w:shd w:fill="F2F4F7"/>
+            <w:vAlign w:val="center"/>
+          </w:tcPr>
+          <w:p>
+            <w:pPr>
+              <w:spacing w:before="0" w:after="0" w:line="252" w:lineRule="auto"/>
+            </w:pPr>
+            <w:r/>
+            <w:r>
+              <w:rPr>
+                <w:rFonts w:ascii="SimSun" w:hAnsi="SimSun" w:eastAsia="SimSun"/>
+                <w:b/>
+                <w:color w:val="141A1F"/>
+                <w:sz w:val="19"/>
+              </w:rPr>
+              <w:t>疾病场景</w:t>
+            </w:r>
+          </w:p>
+        </w:tc>
+        <w:tc>
+          <w:tcPr>
+            <w:tcW w:type="dxa" w:w="2340"/>
+            <w:shd w:fill="F2F4F7"/>
+            <w:vAlign w:val="center"/>
+          </w:tcPr>
+          <w:p>
+            <w:pPr>
+              <w:spacing w:before="0" w:after="0" w:line="252" w:lineRule="auto"/>
+            </w:pPr>
+            <w:r/>
+            <w:r>
+              <w:rPr>
+                <w:rFonts w:ascii="SimSun" w:hAnsi="SimSun" w:eastAsia="SimSun"/>
+                <w:b/>
+                <w:color w:val="141A1F"/>
+                <w:sz w:val="19"/>
+              </w:rPr>
+              <w:t>关键证据</w:t>
+            </w:r>
+          </w:p>
+        </w:tc>
+        <w:tc>
+          <w:tcPr>
+            <w:tcW w:type="dxa" w:w="2340"/>
+            <w:shd w:fill="F2F4F7"/>
+            <w:vAlign w:val="center"/>
+          </w:tcPr>
+          <w:p>
+            <w:pPr>
+              <w:spacing w:before="0" w:after="0" w:line="252" w:lineRule="auto"/>
+            </w:pPr>
+            <w:r/>
+            <w:r>
+              <w:rPr>
+                <w:rFonts w:ascii="SimSun" w:hAnsi="SimSun" w:eastAsia="SimSun"/>
+                <w:b/>
+                <w:color w:val="141A1F"/>
+                <w:sz w:val="19"/>
+              </w:rPr>
+              <w:t>来源</w:t>
+            </w:r>
+          </w:p>
+        </w:tc>
+      </w:tr>
+      <w:tr>
+        <w:tc>
+          <w:tcPr>
+            <w:tcW w:type="dxa" w:w="2340"/>
+            <w:vAlign w:val="center"/>
+          </w:tcPr>
+          <w:p>
+            <w:pPr>
+              <w:spacing w:before="0" w:after="0" w:line="252" w:lineRule="auto"/>
+            </w:pPr>
+            <w:r/>
+            <w:r>
+              <w:rPr>
+                <w:rFonts w:ascii="SimSun" w:hAnsi="SimSun" w:eastAsia="SimSun"/>
+                <w:b/>
+                <w:color w:val="141A1F"/>
+                <w:sz w:val="19"/>
+              </w:rPr>
+              <w:t>Pembrolizumab</w:t>
+            </w:r>
+          </w:p>
+        </w:tc>
+        <w:tc>
+          <w:tcPr>
+            <w:tcW w:type="dxa" w:w="2340"/>
+            <w:vAlign w:val="center"/>
+          </w:tcPr>
+          <w:p>
+            <w:pPr>
+              <w:spacing w:before="0" w:after="0" w:line="252" w:lineRule="auto"/>
+            </w:pPr>
+            <w:r/>
+            <w:r>
+              <w:rPr>
+                <w:rFonts w:ascii="SimSun" w:hAnsi="SimSun" w:eastAsia="SimSun"/>
+                <w:b w:val="0"/>
+                <w:color w:val="141A1F"/>
+                <w:sz w:val="19"/>
+              </w:rPr>
+              <w:t>TMB-H 实体瘤</w:t>
+            </w:r>
+          </w:p>
+        </w:tc>
+        <w:tc>
+          <w:tcPr>
+            <w:tcW w:type="dxa" w:w="2340"/>
+            <w:vAlign w:val="center"/>
+          </w:tcPr>
+          <w:p>
+            <w:pPr>
+              <w:spacing w:before="0" w:after="0" w:line="252" w:lineRule="auto"/>
+            </w:pPr>
+            <w:r/>
+            <w:r>
+              <w:rPr>
+                <w:rFonts w:ascii="SimSun" w:hAnsi="SimSun" w:eastAsia="SimSun"/>
+                <w:b w:val="0"/>
+                <w:color w:val="141A1F"/>
+                <w:sz w:val="19"/>
+              </w:rPr>
+              <w:t>ORR 29%；57% 反应持续 ≥12 个月</w:t>
+            </w:r>
+          </w:p>
+        </w:tc>
+        <w:tc>
+          <w:tcPr>
+            <w:tcW w:type="dxa" w:w="2340"/>
+            <w:vAlign w:val="center"/>
+          </w:tcPr>
+          <w:p>
+            <w:pPr>
+              <w:spacing w:before="0" w:after="0" w:line="252" w:lineRule="auto"/>
+            </w:pPr>
+            <w:r/>
+            <w:r>
+              <w:rPr>
+                <w:rFonts w:ascii="SimSun" w:hAnsi="SimSun" w:eastAsia="SimSun"/>
+                <w:b w:val="0"/>
+                <w:color w:val="141A1F"/>
+                <w:sz w:val="19"/>
+              </w:rPr>
+              <w:t>FDA 2020</w:t>
+            </w:r>
+          </w:p>
+        </w:tc>
+      </w:tr>
+      <w:tr>
+        <w:tc>
+          <w:tcPr>
+            <w:tcW w:type="dxa" w:w="2340"/>
+            <w:vAlign w:val="center"/>
+          </w:tcPr>
+          <w:p>
+            <w:pPr>
+              <w:spacing w:before="0" w:after="0" w:line="252" w:lineRule="auto"/>
+            </w:pPr>
+            <w:r/>
+            <w:r>
+              <w:rPr>
+                <w:rFonts w:ascii="SimSun" w:hAnsi="SimSun" w:eastAsia="SimSun"/>
+                <w:b/>
+                <w:color w:val="141A1F"/>
+                <w:sz w:val="19"/>
+              </w:rPr>
+              <w:t>Kymriah</w:t>
+            </w:r>
+          </w:p>
+        </w:tc>
+        <w:tc>
+          <w:tcPr>
+            <w:tcW w:type="dxa" w:w="2340"/>
+            <w:vAlign w:val="center"/>
+          </w:tcPr>
+          <w:p>
+            <w:pPr>
+              <w:spacing w:before="0" w:after="0" w:line="252" w:lineRule="auto"/>
+            </w:pPr>
+            <w:r/>
+            <w:r>
+              <w:rPr>
+                <w:rFonts w:ascii="SimSun" w:hAnsi="SimSun" w:eastAsia="SimSun"/>
+                <w:b w:val="0"/>
+                <w:color w:val="141A1F"/>
+                <w:sz w:val="19"/>
+              </w:rPr>
+              <w:t>复发/难治 B-ALL 儿童与青年</w:t>
+            </w:r>
+          </w:p>
+        </w:tc>
+        <w:tc>
+          <w:tcPr>
+            <w:tcW w:type="dxa" w:w="2340"/>
+            <w:vAlign w:val="center"/>
+          </w:tcPr>
+          <w:p>
+            <w:pPr>
+              <w:spacing w:before="0" w:after="0" w:line="252" w:lineRule="auto"/>
+            </w:pPr>
+            <w:r/>
+            <w:r>
+              <w:rPr>
+                <w:rFonts w:ascii="SimSun" w:hAnsi="SimSun" w:eastAsia="SimSun"/>
+                <w:b w:val="0"/>
+                <w:color w:val="141A1F"/>
+                <w:sz w:val="19"/>
+              </w:rPr>
+              <w:t>63 人试验，3 个月总体缓解率 83%</w:t>
+            </w:r>
+          </w:p>
+        </w:tc>
+        <w:tc>
+          <w:tcPr>
+            <w:tcW w:type="dxa" w:w="2340"/>
+            <w:vAlign w:val="center"/>
+          </w:tcPr>
+          <w:p>
+            <w:pPr>
+              <w:spacing w:before="0" w:after="0" w:line="252" w:lineRule="auto"/>
+            </w:pPr>
+            <w:r/>
+            <w:r>
+              <w:rPr>
+                <w:rFonts w:ascii="SimSun" w:hAnsi="SimSun" w:eastAsia="SimSun"/>
+                <w:b w:val="0"/>
+                <w:color w:val="141A1F"/>
+                <w:sz w:val="19"/>
+              </w:rPr>
+              <w:t>NCI 2017</w:t>
+            </w:r>
+          </w:p>
+        </w:tc>
+      </w:tr>
+      <w:tr>
+        <w:tc>
+          <w:tcPr>
+            <w:tcW w:type="dxa" w:w="2340"/>
+            <w:vAlign w:val="center"/>
+          </w:tcPr>
+          <w:p>
+            <w:pPr>
+              <w:spacing w:before="0" w:after="0" w:line="252" w:lineRule="auto"/>
+            </w:pPr>
+            <w:r/>
+            <w:r>
+              <w:rPr>
+                <w:rFonts w:ascii="SimSun" w:hAnsi="SimSun" w:eastAsia="SimSun"/>
+                <w:b/>
+                <w:color w:val="141A1F"/>
+                <w:sz w:val="19"/>
+              </w:rPr>
+              <w:t>Aucatzyl</w:t>
+            </w:r>
+          </w:p>
+        </w:tc>
+        <w:tc>
+          <w:tcPr>
+            <w:tcW w:type="dxa" w:w="2340"/>
+            <w:vAlign w:val="center"/>
+          </w:tcPr>
+          <w:p>
+            <w:pPr>
+              <w:spacing w:before="0" w:after="0" w:line="252" w:lineRule="auto"/>
+            </w:pPr>
+            <w:r/>
+            <w:r>
+              <w:rPr>
+                <w:rFonts w:ascii="SimSun" w:hAnsi="SimSun" w:eastAsia="SimSun"/>
+                <w:b w:val="0"/>
+                <w:color w:val="141A1F"/>
+                <w:sz w:val="19"/>
+              </w:rPr>
+              <w:t>成人复发/难治 B 细胞前体 ALL</w:t>
+            </w:r>
+          </w:p>
+        </w:tc>
+        <w:tc>
+          <w:tcPr>
+            <w:tcW w:type="dxa" w:w="2340"/>
+            <w:vAlign w:val="center"/>
+          </w:tcPr>
+          <w:p>
+            <w:pPr>
+              <w:spacing w:before="0" w:after="0" w:line="252" w:lineRule="auto"/>
+            </w:pPr>
+            <w:r/>
+            <w:r>
+              <w:rPr>
+                <w:rFonts w:ascii="SimSun" w:hAnsi="SimSun" w:eastAsia="SimSun"/>
+                <w:b w:val="0"/>
+                <w:color w:val="141A1F"/>
+                <w:sz w:val="19"/>
+              </w:rPr>
+              <w:t>65 人中 27 人 3 个月内 CR，42%</w:t>
+            </w:r>
+          </w:p>
+        </w:tc>
+        <w:tc>
+          <w:tcPr>
+            <w:tcW w:type="dxa" w:w="2340"/>
+            <w:vAlign w:val="center"/>
+          </w:tcPr>
+          <w:p>
+            <w:pPr>
+              <w:spacing w:before="0" w:after="0" w:line="252" w:lineRule="auto"/>
+            </w:pPr>
+            <w:r/>
+            <w:r>
+              <w:rPr>
+                <w:rFonts w:ascii="SimSun" w:hAnsi="SimSun" w:eastAsia="SimSun"/>
+                <w:b w:val="0"/>
+                <w:color w:val="141A1F"/>
+                <w:sz w:val="19"/>
+              </w:rPr>
+              <w:t>FDA 2024</w:t>
+            </w:r>
+          </w:p>
+        </w:tc>
+      </w:tr>
+      <w:tr>
+        <w:tc>
+          <w:tcPr>
+            <w:tcW w:type="dxa" w:w="2340"/>
+            <w:vAlign w:val="center"/>
+          </w:tcPr>
+          <w:p>
+            <w:pPr>
+              <w:spacing w:before="0" w:after="0" w:line="252" w:lineRule="auto"/>
+            </w:pPr>
+            <w:r/>
+            <w:r>
+              <w:rPr>
+                <w:rFonts w:ascii="SimSun" w:hAnsi="SimSun" w:eastAsia="SimSun"/>
+                <w:b/>
+                <w:color w:val="141A1F"/>
+                <w:sz w:val="19"/>
+              </w:rPr>
+              <w:t>Amtagvi</w:t>
+            </w:r>
+          </w:p>
+        </w:tc>
+        <w:tc>
+          <w:tcPr>
+            <w:tcW w:type="dxa" w:w="2340"/>
+            <w:vAlign w:val="center"/>
+          </w:tcPr>
+          <w:p>
+            <w:pPr>
+              <w:spacing w:before="0" w:after="0" w:line="252" w:lineRule="auto"/>
+            </w:pPr>
+            <w:r/>
+            <w:r>
+              <w:rPr>
+                <w:rFonts w:ascii="SimSun" w:hAnsi="SimSun" w:eastAsia="SimSun"/>
+                <w:b w:val="0"/>
+                <w:color w:val="141A1F"/>
+                <w:sz w:val="19"/>
+              </w:rPr>
+              <w:t>特定不可切除或转移性黑色素瘤</w:t>
+            </w:r>
+          </w:p>
+        </w:tc>
+        <w:tc>
+          <w:tcPr>
+            <w:tcW w:type="dxa" w:w="2340"/>
+            <w:vAlign w:val="center"/>
+          </w:tcPr>
+          <w:p>
+            <w:pPr>
+              <w:spacing w:before="0" w:after="0" w:line="252" w:lineRule="auto"/>
+            </w:pPr>
+            <w:r/>
+            <w:r>
+              <w:rPr>
+                <w:rFonts w:ascii="SimSun" w:hAnsi="SimSun" w:eastAsia="SimSun"/>
+                <w:b w:val="0"/>
+                <w:color w:val="141A1F"/>
+                <w:sz w:val="19"/>
+              </w:rPr>
+              <w:t>73 人推荐剂量组 ORR 31.5%</w:t>
+            </w:r>
+          </w:p>
+        </w:tc>
+        <w:tc>
+          <w:tcPr>
+            <w:tcW w:type="dxa" w:w="2340"/>
+            <w:vAlign w:val="center"/>
+          </w:tcPr>
+          <w:p>
+            <w:pPr>
+              <w:spacing w:before="0" w:after="0" w:line="252" w:lineRule="auto"/>
+            </w:pPr>
+            <w:r/>
+            <w:r>
+              <w:rPr>
+                <w:rFonts w:ascii="SimSun" w:hAnsi="SimSun" w:eastAsia="SimSun"/>
+                <w:b w:val="0"/>
+                <w:color w:val="141A1F"/>
+                <w:sz w:val="19"/>
+              </w:rPr>
+              <w:t>FDA 2024</w:t>
+            </w:r>
+          </w:p>
+        </w:tc>
+      </w:tr>
+    </w:tbl>
     <w:p>
       <w:pPr>
         <w:pStyle w:val="Heading1"/>
@@ -359,21 +1241,20 @@
       <w:tr>
         <w:tc>
           <w:tcPr>
-            <w:tcW w:type="dxa" w:w="2160"/>
+            <w:tcW w:type="dxa" w:w="4680"/>
             <w:shd w:fill="F2F4F7"/>
             <w:vAlign w:val="center"/>
           </w:tcPr>
           <w:p>
             <w:pPr>
               <w:spacing w:before="0" w:after="0" w:line="252" w:lineRule="auto"/>
-              <w:jc w:val="left"/>
             </w:pPr>
             <w:r/>
             <w:r>
               <w:rPr>
                 <w:rFonts w:ascii="SimSun" w:hAnsi="SimSun" w:eastAsia="SimSun"/>
                 <w:b/>
-                <w:color w:val="161C20"/>
+                <w:color w:val="141A1F"/>
                 <w:sz w:val="19"/>
               </w:rPr>
               <w:t>名词</w:t>
@@ -382,21 +1263,20 @@
         </w:tc>
         <w:tc>
           <w:tcPr>
-            <w:tcW w:type="dxa" w:w="7200"/>
+            <w:tcW w:type="dxa" w:w="4680"/>
             <w:shd w:fill="F2F4F7"/>
             <w:vAlign w:val="center"/>
           </w:tcPr>
           <w:p>
             <w:pPr>
               <w:spacing w:before="0" w:after="0" w:line="252" w:lineRule="auto"/>
-              <w:jc w:val="left"/>
             </w:pPr>
             <w:r/>
             <w:r>
               <w:rPr>
                 <w:rFonts w:ascii="SimSun" w:hAnsi="SimSun" w:eastAsia="SimSun"/>
                 <w:b/>
-                <w:color w:val="161C20"/>
+                <w:color w:val="141A1F"/>
                 <w:sz w:val="19"/>
               </w:rPr>
               <w:t>解释</w:t>
@@ -413,14 +1293,13 @@
           <w:p>
             <w:pPr>
               <w:spacing w:before="0" w:after="0" w:line="252" w:lineRule="auto"/>
-              <w:jc w:val="left"/>
             </w:pPr>
             <w:r/>
             <w:r>
               <w:rPr>
                 <w:rFonts w:ascii="SimSun" w:hAnsi="SimSun" w:eastAsia="SimSun"/>
                 <w:b/>
-                <w:color w:val="161C20"/>
+                <w:color w:val="141A1F"/>
                 <w:sz w:val="19"/>
               </w:rPr>
               <w:t>免疫治疗</w:t>
@@ -435,17 +1314,16 @@
           <w:p>
             <w:pPr>
               <w:spacing w:before="0" w:after="0" w:line="252" w:lineRule="auto"/>
-              <w:jc w:val="left"/>
             </w:pPr>
             <w:r/>
             <w:r>
               <w:rPr>
                 <w:rFonts w:ascii="SimSun" w:hAnsi="SimSun" w:eastAsia="SimSun"/>
                 <w:b w:val="0"/>
-                <w:color w:val="161C20"/>
+                <w:color w:val="141A1F"/>
                 <w:sz w:val="19"/>
               </w:rPr>
-              <w:t>通过增强、恢复或调节免疫系统功能来治疗疾病的方式。</w:t>
+              <w:t>通过增强、恢复或调节免疫系统功能来治疗疾病。</w:t>
             </w:r>
           </w:p>
         </w:tc>
@@ -459,17 +1337,16 @@
           <w:p>
             <w:pPr>
               <w:spacing w:before="0" w:after="0" w:line="252" w:lineRule="auto"/>
-              <w:jc w:val="left"/>
             </w:pPr>
             <w:r/>
             <w:r>
               <w:rPr>
                 <w:rFonts w:ascii="SimSun" w:hAnsi="SimSun" w:eastAsia="SimSun"/>
                 <w:b/>
-                <w:color w:val="161C20"/>
+                <w:color w:val="141A1F"/>
                 <w:sz w:val="19"/>
               </w:rPr>
-              <w:t>细胞治疗</w:t>
+              <w:t>免疫检查点</w:t>
             </w:r>
           </w:p>
         </w:tc>
@@ -481,17 +1358,16 @@
           <w:p>
             <w:pPr>
               <w:spacing w:before="0" w:after="0" w:line="252" w:lineRule="auto"/>
-              <w:jc w:val="left"/>
             </w:pPr>
             <w:r/>
             <w:r>
               <w:rPr>
                 <w:rFonts w:ascii="SimSun" w:hAnsi="SimSun" w:eastAsia="SimSun"/>
                 <w:b w:val="0"/>
-                <w:color w:val="161C20"/>
+                <w:color w:val="141A1F"/>
                 <w:sz w:val="19"/>
               </w:rPr>
-              <w:t>以活细胞作为治疗材料，通过扩增、筛选、改造或回输发挥治疗作用。</w:t>
+              <w:t>免疫系统负调节机制，如 CTLA-4、PD-1、PD-L1；阻断它们可增强抗肿瘤免疫反应。</w:t>
             </w:r>
           </w:p>
         </w:tc>
@@ -505,14 +1381,57 @@
           <w:p>
             <w:pPr>
               <w:spacing w:before="0" w:after="0" w:line="252" w:lineRule="auto"/>
-              <w:jc w:val="left"/>
             </w:pPr>
             <w:r/>
             <w:r>
               <w:rPr>
                 <w:rFonts w:ascii="SimSun" w:hAnsi="SimSun" w:eastAsia="SimSun"/>
                 <w:b/>
-                <w:color w:val="161C20"/>
+                <w:color w:val="141A1F"/>
+                <w:sz w:val="19"/>
+              </w:rPr>
+              <w:t>TMB-H</w:t>
+            </w:r>
+          </w:p>
+        </w:tc>
+        <w:tc>
+          <w:tcPr>
+            <w:tcW w:type="dxa" w:w="4680"/>
+            <w:vAlign w:val="center"/>
+          </w:tcPr>
+          <w:p>
+            <w:pPr>
+              <w:spacing w:before="0" w:after="0" w:line="252" w:lineRule="auto"/>
+            </w:pPr>
+            <w:r/>
+            <w:r>
+              <w:rPr>
+                <w:rFonts w:ascii="SimSun" w:hAnsi="SimSun" w:eastAsia="SimSun"/>
+                <w:b w:val="0"/>
+                <w:color w:val="141A1F"/>
+                <w:sz w:val="19"/>
+              </w:rPr>
+              <w:t>肿瘤突变负荷高，通常指肿瘤 DNA 中突变数量较高，可作为部分免疫治疗用药依据。</w:t>
+            </w:r>
+          </w:p>
+        </w:tc>
+      </w:tr>
+      <w:tr>
+        <w:tc>
+          <w:tcPr>
+            <w:tcW w:type="dxa" w:w="4680"/>
+            <w:vAlign w:val="center"/>
+          </w:tcPr>
+          <w:p>
+            <w:pPr>
+              <w:spacing w:before="0" w:after="0" w:line="252" w:lineRule="auto"/>
+            </w:pPr>
+            <w:r/>
+            <w:r>
+              <w:rPr>
+                <w:rFonts w:ascii="SimSun" w:hAnsi="SimSun" w:eastAsia="SimSun"/>
+                <w:b/>
+                <w:color w:val="141A1F"/>
                 <w:sz w:val="19"/>
               </w:rPr>
               <w:t>CAR-T</w:t>
@@ -527,17 +1446,16 @@
           <w:p>
             <w:pPr>
               <w:spacing w:before="0" w:after="0" w:line="252" w:lineRule="auto"/>
-              <w:jc w:val="left"/>
             </w:pPr>
             <w:r/>
             <w:r>
               <w:rPr>
                 <w:rFonts w:ascii="SimSun" w:hAnsi="SimSun" w:eastAsia="SimSun"/>
                 <w:b w:val="0"/>
-                <w:color w:val="161C20"/>
+                <w:color w:val="141A1F"/>
                 <w:sz w:val="19"/>
               </w:rPr>
-              <w:t>嵌合抗原受体 T 细胞治疗，把 T 细胞工程化，使其识别特定抗原。</w:t>
+              <w:t>嵌合抗原受体 T 细胞治疗，通过基因工程改造 T 细胞，使其识别特定抗原。</w:t>
             </w:r>
           </w:p>
         </w:tc>
@@ -551,14 +1469,13 @@
           <w:p>
             <w:pPr>
               <w:spacing w:before="0" w:after="0" w:line="252" w:lineRule="auto"/>
-              <w:jc w:val="left"/>
             </w:pPr>
             <w:r/>
             <w:r>
               <w:rPr>
                 <w:rFonts w:ascii="SimSun" w:hAnsi="SimSun" w:eastAsia="SimSun"/>
                 <w:b/>
-                <w:color w:val="161C20"/>
+                <w:color w:val="141A1F"/>
                 <w:sz w:val="19"/>
               </w:rPr>
               <w:t>TIL</w:t>
@@ -573,17 +1490,16 @@
           <w:p>
             <w:pPr>
               <w:spacing w:before="0" w:after="0" w:line="252" w:lineRule="auto"/>
-              <w:jc w:val="left"/>
             </w:pPr>
             <w:r/>
             <w:r>
               <w:rPr>
                 <w:rFonts w:ascii="SimSun" w:hAnsi="SimSun" w:eastAsia="SimSun"/>
                 <w:b w:val="0"/>
-                <w:color w:val="161C20"/>
+                <w:color w:val="141A1F"/>
                 <w:sz w:val="19"/>
               </w:rPr>
-              <w:t>肿瘤浸润淋巴细胞治疗，从肿瘤组织中获得免疫细胞，经体外扩增后回输。</w:t>
+              <w:t>肿瘤浸润淋巴细胞，从肿瘤组织中获得并扩增后回输患者。</w:t>
             </w:r>
           </w:p>
         </w:tc>
@@ -597,17 +1513,16 @@
           <w:p>
             <w:pPr>
               <w:spacing w:before="0" w:after="0" w:line="252" w:lineRule="auto"/>
-              <w:jc w:val="left"/>
             </w:pPr>
             <w:r/>
             <w:r>
               <w:rPr>
                 <w:rFonts w:ascii="SimSun" w:hAnsi="SimSun" w:eastAsia="SimSun"/>
                 <w:b/>
-                <w:color w:val="161C20"/>
+                <w:color w:val="141A1F"/>
                 <w:sz w:val="19"/>
               </w:rPr>
-              <w:t>免疫检查点</w:t>
+              <w:t>ORR</w:t>
             </w:r>
           </w:p>
         </w:tc>
@@ -619,17 +1534,16 @@
           <w:p>
             <w:pPr>
               <w:spacing w:before="0" w:after="0" w:line="252" w:lineRule="auto"/>
-              <w:jc w:val="left"/>
             </w:pPr>
             <w:r/>
             <w:r>
               <w:rPr>
                 <w:rFonts w:ascii="SimSun" w:hAnsi="SimSun" w:eastAsia="SimSun"/>
                 <w:b w:val="0"/>
-                <w:color w:val="161C20"/>
+                <w:color w:val="141A1F"/>
                 <w:sz w:val="19"/>
               </w:rPr>
-              <w:t>免疫系统的负调节机制，例如 CTLA-4、PD-1、PD-L1。</w:t>
+              <w:t>客观缓解率，包括完全缓解和部分缓解。</w:t>
             </w:r>
           </w:p>
         </w:tc>
@@ -643,14 +1557,57 @@
           <w:p>
             <w:pPr>
               <w:spacing w:before="0" w:after="0" w:line="252" w:lineRule="auto"/>
-              <w:jc w:val="left"/>
             </w:pPr>
             <w:r/>
             <w:r>
               <w:rPr>
                 <w:rFonts w:ascii="SimSun" w:hAnsi="SimSun" w:eastAsia="SimSun"/>
                 <w:b/>
-                <w:color w:val="161C20"/>
+                <w:color w:val="141A1F"/>
+                <w:sz w:val="19"/>
+              </w:rPr>
+              <w:t>CR</w:t>
+            </w:r>
+          </w:p>
+        </w:tc>
+        <w:tc>
+          <w:tcPr>
+            <w:tcW w:type="dxa" w:w="4680"/>
+            <w:vAlign w:val="center"/>
+          </w:tcPr>
+          <w:p>
+            <w:pPr>
+              <w:spacing w:before="0" w:after="0" w:line="252" w:lineRule="auto"/>
+            </w:pPr>
+            <w:r/>
+            <w:r>
+              <w:rPr>
+                <w:rFonts w:ascii="SimSun" w:hAnsi="SimSun" w:eastAsia="SimSun"/>
+                <w:b w:val="0"/>
+                <w:color w:val="141A1F"/>
+                <w:sz w:val="19"/>
+              </w:rPr>
+              <w:t>完全缓解，指可测量病灶消失或达到研究规定的完全缓解标准。</w:t>
+            </w:r>
+          </w:p>
+        </w:tc>
+      </w:tr>
+      <w:tr>
+        <w:tc>
+          <w:tcPr>
+            <w:tcW w:type="dxa" w:w="4680"/>
+            <w:vAlign w:val="center"/>
+          </w:tcPr>
+          <w:p>
+            <w:pPr>
+              <w:spacing w:before="0" w:after="0" w:line="252" w:lineRule="auto"/>
+            </w:pPr>
+            <w:r/>
+            <w:r>
+              <w:rPr>
+                <w:rFonts w:ascii="SimSun" w:hAnsi="SimSun" w:eastAsia="SimSun"/>
+                <w:b/>
+                <w:color w:val="141A1F"/>
                 <w:sz w:val="19"/>
               </w:rPr>
               <w:t>CRS</w:t>
@@ -665,17 +1622,16 @@
           <w:p>
             <w:pPr>
               <w:spacing w:before="0" w:after="0" w:line="252" w:lineRule="auto"/>
-              <w:jc w:val="left"/>
             </w:pPr>
             <w:r/>
             <w:r>
               <w:rPr>
                 <w:rFonts w:ascii="SimSun" w:hAnsi="SimSun" w:eastAsia="SimSun"/>
                 <w:b w:val="0"/>
-                <w:color w:val="161C20"/>
+                <w:color w:val="141A1F"/>
                 <w:sz w:val="19"/>
               </w:rPr>
-              <w:t>细胞因子释放综合征，细胞治疗中可能出现的全身炎症反应。</w:t>
+              <w:t>细胞因子释放综合征，CAR-T 等治疗中可能出现的全身炎症反应。</w:t>
             </w:r>
           </w:p>
         </w:tc>
@@ -689,14 +1645,13 @@
           <w:p>
             <w:pPr>
               <w:spacing w:before="0" w:after="0" w:line="252" w:lineRule="auto"/>
-              <w:jc w:val="left"/>
             </w:pPr>
             <w:r/>
             <w:r>
               <w:rPr>
                 <w:rFonts w:ascii="SimSun" w:hAnsi="SimSun" w:eastAsia="SimSun"/>
                 <w:b/>
-                <w:color w:val="161C20"/>
+                <w:color w:val="141A1F"/>
                 <w:sz w:val="19"/>
               </w:rPr>
               <w:t>ICANS</w:t>
@@ -711,17 +1666,16 @@
           <w:p>
             <w:pPr>
               <w:spacing w:before="0" w:after="0" w:line="252" w:lineRule="auto"/>
-              <w:jc w:val="left"/>
             </w:pPr>
             <w:r/>
             <w:r>
               <w:rPr>
                 <w:rFonts w:ascii="SimSun" w:hAnsi="SimSun" w:eastAsia="SimSun"/>
                 <w:b w:val="0"/>
-                <w:color w:val="161C20"/>
+                <w:color w:val="141A1F"/>
                 <w:sz w:val="19"/>
               </w:rPr>
-              <w:t>免疫效应细胞相关神经毒性综合征，表现可包括意识、语言或神经功能异常。</w:t>
+              <w:t>免疫效应细胞相关神经毒性综合征，可表现为意识、语言或神经功能异常。</w:t>
             </w:r>
           </w:p>
         </w:tc>
@@ -737,114 +1691,167 @@
     </w:p>
     <w:p>
       <w:pPr>
-        <w:pStyle w:val="ListNumber"/>
+        <w:pStyle w:val="ListBullet"/>
         <w:spacing w:before="0" w:after="80" w:line="252" w:lineRule="auto"/>
       </w:pPr>
       <w:r>
         <w:rPr>
           <w:rFonts w:ascii="SimSun" w:hAnsi="SimSun" w:eastAsia="SimSun"/>
-          <w:color w:val="161C20"/>
-          <w:sz w:val="19"/>
+          <w:b w:val="0"/>
+          <w:color w:val="141A1F"/>
+          <w:sz w:val="18"/>
         </w:rPr>
         <w:t>American Cancer Society, Global Cancer Statistics 2024：https://pressroom.cancer.org/GlobalCancerStatistics2024</w:t>
       </w:r>
     </w:p>
     <w:p>
       <w:pPr>
-        <w:pStyle w:val="ListNumber"/>
+        <w:pStyle w:val="ListBullet"/>
         <w:spacing w:before="0" w:after="80" w:line="252" w:lineRule="auto"/>
       </w:pPr>
       <w:r>
         <w:rPr>
           <w:rFonts w:ascii="SimSun" w:hAnsi="SimSun" w:eastAsia="SimSun"/>
-          <w:color w:val="161C20"/>
-          <w:sz w:val="19"/>
-        </w:rPr>
-        <w:t>IARC, GLOBOCAN 2022 World Fact Sheet：https://gco.iarc.who.int/media/globocan/factsheets/populations/900-world-fact-sheet.pdf</w:t>
-      </w:r>
-    </w:p>
-    <w:p>
-      <w:pPr>
-        <w:pStyle w:val="ListNumber"/>
-        <w:spacing w:before="0" w:after="80" w:line="252" w:lineRule="auto"/>
-      </w:pPr>
-      <w:r>
-        <w:rPr>
-          <w:rFonts w:ascii="SimSun" w:hAnsi="SimSun" w:eastAsia="SimSun"/>
-          <w:color w:val="161C20"/>
-          <w:sz w:val="19"/>
+          <w:b w:val="0"/>
+          <w:color w:val="141A1F"/>
+          <w:sz w:val="18"/>
         </w:rPr>
         <w:t>National Cancer Institute, Immunotherapy to Treat Cancer：https://www.cancer.gov/about-cancer/treatment/types/immunotherapy</w:t>
       </w:r>
     </w:p>
     <w:p>
       <w:pPr>
-        <w:pStyle w:val="ListNumber"/>
+        <w:pStyle w:val="ListBullet"/>
         <w:spacing w:before="0" w:after="80" w:line="252" w:lineRule="auto"/>
       </w:pPr>
       <w:r>
         <w:rPr>
           <w:rFonts w:ascii="SimSun" w:hAnsi="SimSun" w:eastAsia="SimSun"/>
-          <w:color w:val="161C20"/>
-          <w:sz w:val="19"/>
+          <w:b w:val="0"/>
+          <w:color w:val="141A1F"/>
+          <w:sz w:val="18"/>
         </w:rPr>
-        <w:t>National Cancer Institute, CAR T Cells: Engineering Patients' Immune Cells to Treat Their Cancers：https://www.cancer.gov/about-cancer/treatment/research/car-t-cells</w:t>
+        <w:t>The Nobel Prize in Physiology or Medicine 2018, Press Release：https://www.nobelprize.org/prizes/medicine/2018/press-release/</w:t>
       </w:r>
     </w:p>
     <w:p>
       <w:pPr>
-        <w:pStyle w:val="ListNumber"/>
+        <w:pStyle w:val="ListBullet"/>
         <w:spacing w:before="0" w:after="80" w:line="252" w:lineRule="auto"/>
       </w:pPr>
       <w:r>
         <w:rPr>
           <w:rFonts w:ascii="SimSun" w:hAnsi="SimSun" w:eastAsia="SimSun"/>
-          <w:color w:val="161C20"/>
-          <w:sz w:val="19"/>
+          <w:b w:val="0"/>
+          <w:color w:val="141A1F"/>
+          <w:sz w:val="18"/>
         </w:rPr>
-        <w:t>FDA, FDA Approves First Cellular Therapy to Treat Patients with Unresectable or Metastatic Melanoma：https://www.fda.gov/news-events/press-announcements/fda-approves-first-cellular-therapy-treat-patients-unresectable-or-metastatic-melanoma</w:t>
+        <w:t>NCI, CAR T-Cell Therapy Approved for Some Children and Young Adults with Leukemia：https://www.cancer.gov/news-events/cancer-currents-blog/2017/tisagenlecleucel-fda-childhood-leukemia</w:t>
       </w:r>
     </w:p>
     <w:p>
       <w:pPr>
-        <w:pStyle w:val="ListNumber"/>
+        <w:pStyle w:val="ListBullet"/>
         <w:spacing w:before="0" w:after="80" w:line="252" w:lineRule="auto"/>
       </w:pPr>
       <w:r>
         <w:rPr>
           <w:rFonts w:ascii="SimSun" w:hAnsi="SimSun" w:eastAsia="SimSun"/>
-          <w:color w:val="161C20"/>
-          <w:sz w:val="19"/>
+          <w:b w:val="0"/>
+          <w:color w:val="141A1F"/>
+          <w:sz w:val="18"/>
+        </w:rPr>
+        <w:t>NCI, CAR T Cells: Engineering Immune Cells to Treat Cancer：https://www.cancer.gov/about-cancer/treatment/research/car-t-cells</w:t>
+      </w:r>
+    </w:p>
+    <w:p>
+      <w:pPr>
+        <w:pStyle w:val="ListBullet"/>
+        <w:spacing w:before="0" w:after="80" w:line="252" w:lineRule="auto"/>
+      </w:pPr>
+      <w:r>
+        <w:rPr>
+          <w:rFonts w:ascii="SimSun" w:hAnsi="SimSun" w:eastAsia="SimSun"/>
+          <w:b w:val="0"/>
+          <w:color w:val="141A1F"/>
+          <w:sz w:val="18"/>
+        </w:rPr>
+        <w:t>FDA, Pembrolizumab for TMB-H Solid Tumors：https://www.fda.gov/drugs/drug-approvals-and-databases/fda-approves-pembrolizumab-adults-and-children-tmb-h-solid-tumors</w:t>
+      </w:r>
+    </w:p>
+    <w:p>
+      <w:pPr>
+        <w:pStyle w:val="ListBullet"/>
+        <w:spacing w:before="0" w:after="80" w:line="252" w:lineRule="auto"/>
+      </w:pPr>
+      <w:r>
+        <w:rPr>
+          <w:rFonts w:ascii="SimSun" w:hAnsi="SimSun" w:eastAsia="SimSun"/>
+          <w:b w:val="0"/>
+          <w:color w:val="141A1F"/>
+          <w:sz w:val="18"/>
         </w:rPr>
         <w:t>FDA, Aucatzyl Approval：https://www.fda.gov/drugs/resources-information-approved-drugs/fda-approves-obecabtagene-autoleucel-adults-relapsed-or-refractory-b-cell-precursor-acute</w:t>
       </w:r>
     </w:p>
     <w:p>
       <w:pPr>
-        <w:pStyle w:val="ListNumber"/>
+        <w:pStyle w:val="ListBullet"/>
         <w:spacing w:before="0" w:after="80" w:line="252" w:lineRule="auto"/>
       </w:pPr>
       <w:r>
         <w:rPr>
           <w:rFonts w:ascii="SimSun" w:hAnsi="SimSun" w:eastAsia="SimSun"/>
-          <w:color w:val="161C20"/>
-          <w:sz w:val="19"/>
+          <w:b w:val="0"/>
+          <w:color w:val="141A1F"/>
+          <w:sz w:val="18"/>
         </w:rPr>
-        <w:t>FDA, Boxed Warning for T-cell Malignancies Following BCMA-directed or CD19-directed CAR T Cell Immunotherapies：https://www.fda.gov/vaccines-blood-biologics/safety-availability-biologics/fda-requires-boxed-warning-t-cell-malignancies-following-treatment-bcma-directed-or-cd19-directed</w:t>
+        <w:t>FDA, Lifileucel/Amtagvi Accelerated Approval：https://www.fda.gov/drugs/resources-information-approved-drugs/fda-grants-accelerated-approval-lifileucel-unresectable-or-metastatic-melanoma</w:t>
       </w:r>
     </w:p>
     <w:p>
       <w:pPr>
-        <w:pStyle w:val="ListNumber"/>
+        <w:pStyle w:val="ListBullet"/>
         <w:spacing w:before="0" w:after="80" w:line="252" w:lineRule="auto"/>
       </w:pPr>
       <w:r>
         <w:rPr>
           <w:rFonts w:ascii="SimSun" w:hAnsi="SimSun" w:eastAsia="SimSun"/>
-          <w:color w:val="161C20"/>
-          <w:sz w:val="19"/>
+          <w:b w:val="0"/>
+          <w:color w:val="141A1F"/>
+          <w:sz w:val="18"/>
         </w:rPr>
-        <w:t>The Nobel Prize in Physiology or Medicine 2018, Press Release：https://www.nobelprize.org/prizes/medicine/2018/press-release/</w:t>
+        <w:t>NCI, First Cancer TIL Therapy Gets FDA Approval for Advanced Melanoma：https://www.cancer.gov/news-events/cancer-currents-blog/2024/fda-amtagvi-til-therapy-melanoma</w:t>
+      </w:r>
+    </w:p>
+    <w:p>
+      <w:pPr>
+        <w:pStyle w:val="ListBullet"/>
+        <w:spacing w:before="0" w:after="80" w:line="252" w:lineRule="auto"/>
+      </w:pPr>
+      <w:r>
+        <w:rPr>
+          <w:rFonts w:ascii="SimSun" w:hAnsi="SimSun" w:eastAsia="SimSun"/>
+          <w:b w:val="0"/>
+          <w:color w:val="141A1F"/>
+          <w:sz w:val="18"/>
+        </w:rPr>
+        <w:t>FDA, Boxed Warning for T-cell Malignancies after CAR-T：https://www.fda.gov/vaccines-blood-biologics/safety-availability-biologics/fda-requires-boxed-warning-t-cell-malignancies-following-treatment-bcma-directed-or-cd19-directed</w:t>
+      </w:r>
+    </w:p>
+    <w:p>
+      <w:pPr>
+        <w:pStyle w:val="ListBullet"/>
+        <w:spacing w:before="0" w:after="80" w:line="252" w:lineRule="auto"/>
+      </w:pPr>
+      <w:r>
+        <w:rPr>
+          <w:rFonts w:ascii="SimSun" w:hAnsi="SimSun" w:eastAsia="SimSun"/>
+          <w:b w:val="0"/>
+          <w:color w:val="141A1F"/>
+          <w:sz w:val="18"/>
+        </w:rPr>
+        <w:t>NCI Visual Credit, TIL Therapy Infographic：https://www.cancer.gov/news-events/cancer-currents-blog/2024/fda-amtagvi-til-therapy-melanoma</w:t>
       </w:r>
     </w:p>
     <w:sectPr>

--- a/细胞治疗与免疫治疗/课程报告.docx
+++ b/细胞治疗与免疫治疗/课程报告.docx
@@ -15,6 +15,14 @@
           <w:sz w:val="40"/>
         </w:rPr>
         <w:t>疾病的细胞治疗与免疫治疗：课程报告</w:t>
+      </w:r>
+    </w:p>
+    <w:p>
+      <w:r>
+        <w:rPr>
+          <w:rFonts w:ascii="SimSun" w:hAnsi="SimSun" w:eastAsia="宋体"/>
+        </w:rPr>
+        <w:t>组员：张思成、陈浩文、程宇轩</w:t>
       </w:r>
     </w:p>
     <w:p>
